--- a/doc/guide/4. UI_UX 화면 설계 및 가이드 (UI_UX Design & Guide).docx
+++ b/doc/guide/4. UI_UX 화면 설계 및 가이드 (UI_UX Design & Guide).docx
@@ -562,14 +562,14 @@
           <w:color w:val="188038"/>
           <w:rtl w:val="0"/>
         </w:rPr>
-        <w:t xml:space="preserve">create_base_scenario</w:t>
-      </w:r>
-      <w:r>
-        <w:rPr>
-          <w:rFonts w:ascii="Arial Unicode MS" w:cs="Arial Unicode MS" w:eastAsia="Arial Unicode MS" w:hAnsi="Arial Unicode MS"/>
-          <w:rtl w:val="0"/>
-        </w:rPr>
-        <w:t xml:space="preserve"> API를 호출합니다.</w:t>
+        <w:t xml:space="preserve">create_default_scenario </w:t>
+      </w:r>
+      <w:r>
+        <w:rPr>
+          <w:rFonts w:ascii="Arial Unicode MS" w:cs="Arial Unicode MS" w:eastAsia="Arial Unicode MS" w:hAnsi="Arial Unicode MS"/>
+          <w:rtl w:val="0"/>
+        </w:rPr>
+        <w:t xml:space="preserve">API를 호출합니다.</w:t>
       </w:r>
     </w:p>
     <w:p>
@@ -578,7 +578,7 @@
           <w:ilvl w:val="2"/>
           <w:numId w:val="6"/>
         </w:numPr>
-        <w:spacing w:after="240" w:before="0" w:beforeAutospacing="0" w:lineRule="auto"/>
+        <w:spacing w:after="0" w:afterAutospacing="0" w:before="0" w:beforeAutospacing="0" w:lineRule="auto"/>
         <w:ind w:left="2160" w:hanging="360"/>
       </w:pPr>
       <w:r>
@@ -610,6 +610,58 @@
           <w:rtl w:val="0"/>
         </w:rPr>
         <w:t xml:space="preserve"> 및 자동 새로고침.</w:t>
+      </w:r>
+    </w:p>
+    <w:p>
+      <w:pPr>
+        <w:numPr>
+          <w:ilvl w:val="2"/>
+          <w:numId w:val="6"/>
+        </w:numPr>
+        <w:ind w:left="2160" w:hanging="360"/>
+      </w:pPr>
+      <w:r>
+        <w:rPr>
+          <w:rFonts w:ascii="Arial Unicode MS" w:cs="Arial Unicode MS" w:eastAsia="Arial Unicode MS" w:hAnsi="Arial Unicode MS"/>
+          <w:b w:val="1"/>
+          <w:bCs w:val="1"/>
+          <w:rtl w:val="0"/>
+        </w:rPr>
+        <w:t xml:space="preserve">시나리오 ID 설정</w:t>
+      </w:r>
+      <w:r>
+        <w:rPr>
+          <w:rtl w:val="0"/>
+        </w:rPr>
+        <w:t xml:space="preserve">: </w:t>
+      </w:r>
+      <w:r>
+        <w:rPr>
+          <w:rFonts w:ascii="Roboto Mono" w:cs="Roboto Mono" w:eastAsia="Roboto Mono" w:hAnsi="Roboto Mono"/>
+          <w:color w:val="188038"/>
+          <w:rtl w:val="0"/>
+        </w:rPr>
+        <w:t xml:space="preserve">common/constants.py</w:t>
+      </w:r>
+      <w:r>
+        <w:rPr>
+          <w:rFonts w:ascii="Arial Unicode MS" w:cs="Arial Unicode MS" w:eastAsia="Arial Unicode MS" w:hAnsi="Arial Unicode MS"/>
+          <w:rtl w:val="0"/>
+        </w:rPr>
+        <w:t xml:space="preserve">의 </w:t>
+      </w:r>
+      <w:r>
+        <w:rPr>
+          <w:rFonts w:ascii="Roboto Mono" w:cs="Roboto Mono" w:eastAsia="Roboto Mono" w:hAnsi="Roboto Mono"/>
+          <w:color w:val="188038"/>
+          <w:rtl w:val="0"/>
+        </w:rPr>
+        <w:t xml:space="preserve">DEFAULT_SCENARIO_ID </w:t>
+      </w:r>
+      <w:r>
+        <w:rPr>
+          <w:rtl w:val="0"/>
+        </w:rPr>
       </w:r>
     </w:p>
     <w:p>
